--- a/templates/CMIS/DS-NCD-HA.docx
+++ b/templates/CMIS/DS-NCD-HA.docx
@@ -41,7 +41,16 @@
                 <w:sz w:val="26"/>
                 <w:szCs w:val="26"/>
               </w:rPr>
-              <w:t>ĐỘI QUẢN LÝ ĐIỆN XUÂN LỘC</w:t>
+              <w:t>ĐIỆN LỰC</w:t>
+            </w:r>
+            <w:r>
+              <w:rPr>
+                <w:rFonts w:ascii="Times New Roman" w:hAnsi="Times New Roman"/>
+                <w:bCs/>
+                <w:sz w:val="26"/>
+                <w:szCs w:val="26"/>
+              </w:rPr>
+              <w:t xml:space="preserve"> XUÂN LỘC</w:t>
             </w:r>
           </w:p>
           <w:p>
@@ -111,23 +120,13 @@
                 <w:szCs w:val="26"/>
               </w:rPr>
             </w:pPr>
-            <w:proofErr w:type="spellStart"/>
-            <w:r>
-              <w:rPr>
-                <w:rFonts w:ascii="Times New Roman" w:hAnsi="Times New Roman"/>
-                <w:sz w:val="26"/>
-                <w:szCs w:val="26"/>
-              </w:rPr>
-              <w:t>Số</w:t>
-            </w:r>
-            <w:proofErr w:type="spellEnd"/>
-            <w:r>
-              <w:rPr>
-                <w:rFonts w:ascii="Times New Roman" w:hAnsi="Times New Roman"/>
-                <w:sz w:val="26"/>
-                <w:szCs w:val="26"/>
-              </w:rPr>
-              <w:t xml:space="preserve">: </w:t>
+            <w:r>
+              <w:rPr>
+                <w:rFonts w:ascii="Times New Roman" w:hAnsi="Times New Roman"/>
+                <w:sz w:val="26"/>
+                <w:szCs w:val="26"/>
+              </w:rPr>
+              <w:t xml:space="preserve">Số: </w:t>
             </w:r>
             <w:r>
               <w:rPr>
@@ -175,7 +174,23 @@
                 <w:sz w:val="26"/>
                 <w:szCs w:val="26"/>
               </w:rPr>
-              <w:t>-ĐXL</w:t>
+              <w:t>-Đ</w:t>
+            </w:r>
+            <w:r>
+              <w:rPr>
+                <w:rFonts w:ascii="Times New Roman" w:hAnsi="Times New Roman"/>
+                <w:sz w:val="26"/>
+                <w:szCs w:val="26"/>
+              </w:rPr>
+              <w:t>L</w:t>
+            </w:r>
+            <w:r>
+              <w:rPr>
+                <w:rFonts w:ascii="Times New Roman" w:hAnsi="Times New Roman"/>
+                <w:sz w:val="26"/>
+                <w:szCs w:val="26"/>
+              </w:rPr>
+              <w:t>XL</w:t>
             </w:r>
           </w:p>
         </w:tc>
@@ -217,97 +232,15 @@
                 <w:szCs w:val="26"/>
               </w:rPr>
             </w:pPr>
-            <w:proofErr w:type="spellStart"/>
-            <w:r>
-              <w:rPr>
-                <w:rFonts w:ascii="Times New Roman" w:hAnsi="Times New Roman"/>
-                <w:b/>
-                <w:sz w:val="26"/>
-                <w:szCs w:val="26"/>
-              </w:rPr>
-              <w:t>Độc</w:t>
-            </w:r>
-            <w:proofErr w:type="spellEnd"/>
-            <w:r>
-              <w:rPr>
-                <w:rFonts w:ascii="Times New Roman" w:hAnsi="Times New Roman"/>
-                <w:b/>
-                <w:sz w:val="26"/>
-                <w:szCs w:val="26"/>
-              </w:rPr>
-              <w:t xml:space="preserve"> </w:t>
-            </w:r>
-            <w:proofErr w:type="spellStart"/>
-            <w:r>
-              <w:rPr>
-                <w:rFonts w:ascii="Times New Roman" w:hAnsi="Times New Roman"/>
-                <w:b/>
-                <w:sz w:val="26"/>
-                <w:szCs w:val="26"/>
-              </w:rPr>
-              <w:t>lập</w:t>
-            </w:r>
-            <w:proofErr w:type="spellEnd"/>
-            <w:r>
-              <w:rPr>
-                <w:rFonts w:ascii="Times New Roman" w:hAnsi="Times New Roman"/>
-                <w:b/>
-                <w:sz w:val="26"/>
-                <w:szCs w:val="26"/>
-              </w:rPr>
-              <w:t xml:space="preserve"> - </w:t>
-            </w:r>
-            <w:proofErr w:type="spellStart"/>
-            <w:r>
-              <w:rPr>
-                <w:rFonts w:ascii="Times New Roman" w:hAnsi="Times New Roman"/>
-                <w:b/>
-                <w:sz w:val="26"/>
-                <w:szCs w:val="26"/>
-              </w:rPr>
-              <w:t>Tự</w:t>
-            </w:r>
-            <w:proofErr w:type="spellEnd"/>
-            <w:r>
-              <w:rPr>
-                <w:rFonts w:ascii="Times New Roman" w:hAnsi="Times New Roman"/>
-                <w:b/>
-                <w:sz w:val="26"/>
-                <w:szCs w:val="26"/>
-              </w:rPr>
-              <w:t xml:space="preserve"> do - </w:t>
-            </w:r>
-            <w:proofErr w:type="spellStart"/>
-            <w:r>
-              <w:rPr>
-                <w:rFonts w:ascii="Times New Roman" w:hAnsi="Times New Roman"/>
-                <w:b/>
-                <w:sz w:val="26"/>
-                <w:szCs w:val="26"/>
-              </w:rPr>
-              <w:t>Hạnh</w:t>
-            </w:r>
-            <w:proofErr w:type="spellEnd"/>
-            <w:r>
-              <w:rPr>
-                <w:rFonts w:ascii="Times New Roman" w:hAnsi="Times New Roman"/>
-                <w:b/>
-                <w:sz w:val="26"/>
-                <w:szCs w:val="26"/>
-              </w:rPr>
-              <w:t xml:space="preserve"> </w:t>
-            </w:r>
-            <w:proofErr w:type="spellStart"/>
-            <w:r>
-              <w:rPr>
-                <w:rFonts w:ascii="Times New Roman" w:hAnsi="Times New Roman"/>
-                <w:b/>
-                <w:sz w:val="26"/>
-                <w:szCs w:val="26"/>
-              </w:rPr>
-              <w:t>phúc</w:t>
-            </w:r>
-            <w:proofErr w:type="spellEnd"/>
+            <w:r>
+              <w:rPr>
+                <w:rFonts w:ascii="Times New Roman" w:hAnsi="Times New Roman"/>
+                <w:b/>
+                <w:sz w:val="26"/>
+                <w:szCs w:val="26"/>
+              </w:rPr>
+              <w:t>Độc lập - Tự do - Hạnh phúc</w:t>
+            </w:r>
           </w:p>
           <w:p>
             <w:pPr>
@@ -352,9 +285,8 @@
                 <w:sz w:val="26"/>
                 <w:szCs w:val="26"/>
               </w:rPr>
-              <w:t xml:space="preserve">Xuân Lộc, </w:t>
-            </w:r>
-            <w:proofErr w:type="spellStart"/>
+              <w:t xml:space="preserve">Xuân Lộc, ngày </w:t>
+            </w:r>
             <w:r>
               <w:rPr>
                 <w:rFonts w:ascii="Times New Roman" w:hAnsi="Times New Roman"/>
@@ -362,9 +294,8 @@
                 <w:sz w:val="26"/>
                 <w:szCs w:val="26"/>
               </w:rPr>
-              <w:t>ngày</w:t>
-            </w:r>
-            <w:proofErr w:type="spellEnd"/>
+              <w:t xml:space="preserve">         </w:t>
+            </w:r>
             <w:r>
               <w:rPr>
                 <w:rFonts w:ascii="Times New Roman" w:hAnsi="Times New Roman"/>
@@ -381,7 +312,7 @@
                 <w:sz w:val="26"/>
                 <w:szCs w:val="26"/>
               </w:rPr>
-              <w:t xml:space="preserve">         </w:t>
+              <w:t>tháng</w:t>
             </w:r>
             <w:r>
               <w:rPr>
@@ -392,7 +323,6 @@
               </w:rPr>
               <w:t xml:space="preserve"> </w:t>
             </w:r>
-            <w:proofErr w:type="spellStart"/>
             <w:r>
               <w:rPr>
                 <w:rFonts w:ascii="Times New Roman" w:hAnsi="Times New Roman"/>
@@ -400,9 +330,8 @@
                 <w:sz w:val="26"/>
                 <w:szCs w:val="26"/>
               </w:rPr>
-              <w:t>tháng</w:t>
-            </w:r>
-            <w:proofErr w:type="spellEnd"/>
+              <w:t xml:space="preserve">      </w:t>
+            </w:r>
             <w:r>
               <w:rPr>
                 <w:rFonts w:ascii="Times New Roman" w:hAnsi="Times New Roman"/>
@@ -410,36 +339,7 @@
                 <w:sz w:val="26"/>
                 <w:szCs w:val="26"/>
               </w:rPr>
-              <w:t xml:space="preserve"> </w:t>
-            </w:r>
-            <w:r>
-              <w:rPr>
-                <w:rFonts w:ascii="Times New Roman" w:hAnsi="Times New Roman"/>
-                <w:i/>
-                <w:sz w:val="26"/>
-                <w:szCs w:val="26"/>
-              </w:rPr>
-              <w:t xml:space="preserve">      </w:t>
-            </w:r>
-            <w:proofErr w:type="spellStart"/>
-            <w:r>
-              <w:rPr>
-                <w:rFonts w:ascii="Times New Roman" w:hAnsi="Times New Roman"/>
-                <w:i/>
-                <w:sz w:val="26"/>
-                <w:szCs w:val="26"/>
-              </w:rPr>
-              <w:t>năm</w:t>
-            </w:r>
-            <w:proofErr w:type="spellEnd"/>
-            <w:r>
-              <w:rPr>
-                <w:rFonts w:ascii="Times New Roman" w:hAnsi="Times New Roman"/>
-                <w:i/>
-                <w:sz w:val="26"/>
-                <w:szCs w:val="26"/>
-              </w:rPr>
-              <w:t xml:space="preserve"> </w:t>
+              <w:t xml:space="preserve">năm </w:t>
             </w:r>
             <w:r>
               <w:rPr>
@@ -566,108 +466,8 @@
           <w:sz w:val="28"/>
           <w:szCs w:val="28"/>
         </w:rPr>
-        <w:t xml:space="preserve">Kính </w:t>
+        <w:t>Kính gửi: Các bộ phận thuộc Tổ Kinh doanh</w:t>
       </w:r>
-      <w:proofErr w:type="spellStart"/>
-      <w:r>
-        <w:rPr>
-          <w:rFonts w:ascii="Times New Roman" w:hAnsi="Times New Roman" w:cs="Times New Roman"/>
-          <w:sz w:val="28"/>
-          <w:szCs w:val="28"/>
-        </w:rPr>
-        <w:t>gửi</w:t>
-      </w:r>
-      <w:proofErr w:type="spellEnd"/>
-      <w:r>
-        <w:rPr>
-          <w:rFonts w:ascii="Times New Roman" w:hAnsi="Times New Roman" w:cs="Times New Roman"/>
-          <w:sz w:val="28"/>
-          <w:szCs w:val="28"/>
-        </w:rPr>
-        <w:t xml:space="preserve">: Các </w:t>
-      </w:r>
-      <w:proofErr w:type="spellStart"/>
-      <w:r>
-        <w:rPr>
-          <w:rFonts w:ascii="Times New Roman" w:hAnsi="Times New Roman" w:cs="Times New Roman"/>
-          <w:sz w:val="28"/>
-          <w:szCs w:val="28"/>
-        </w:rPr>
-        <w:t>bộ</w:t>
-      </w:r>
-      <w:proofErr w:type="spellEnd"/>
-      <w:r>
-        <w:rPr>
-          <w:rFonts w:ascii="Times New Roman" w:hAnsi="Times New Roman" w:cs="Times New Roman"/>
-          <w:sz w:val="28"/>
-          <w:szCs w:val="28"/>
-        </w:rPr>
-        <w:t xml:space="preserve"> </w:t>
-      </w:r>
-      <w:proofErr w:type="spellStart"/>
-      <w:r>
-        <w:rPr>
-          <w:rFonts w:ascii="Times New Roman" w:hAnsi="Times New Roman" w:cs="Times New Roman"/>
-          <w:sz w:val="28"/>
-          <w:szCs w:val="28"/>
-        </w:rPr>
-        <w:t>phận</w:t>
-      </w:r>
-      <w:proofErr w:type="spellEnd"/>
-      <w:r>
-        <w:rPr>
-          <w:rFonts w:ascii="Times New Roman" w:hAnsi="Times New Roman" w:cs="Times New Roman"/>
-          <w:sz w:val="28"/>
-          <w:szCs w:val="28"/>
-        </w:rPr>
-        <w:t xml:space="preserve"> </w:t>
-      </w:r>
-      <w:proofErr w:type="spellStart"/>
-      <w:r>
-        <w:rPr>
-          <w:rFonts w:ascii="Times New Roman" w:hAnsi="Times New Roman" w:cs="Times New Roman"/>
-          <w:sz w:val="28"/>
-          <w:szCs w:val="28"/>
-        </w:rPr>
-        <w:t>thuộc</w:t>
-      </w:r>
-      <w:proofErr w:type="spellEnd"/>
-      <w:r>
-        <w:rPr>
-          <w:rFonts w:ascii="Times New Roman" w:hAnsi="Times New Roman" w:cs="Times New Roman"/>
-          <w:sz w:val="28"/>
-          <w:szCs w:val="28"/>
-        </w:rPr>
-        <w:t xml:space="preserve"> </w:t>
-      </w:r>
-      <w:proofErr w:type="spellStart"/>
-      <w:r>
-        <w:rPr>
-          <w:rFonts w:ascii="Times New Roman" w:hAnsi="Times New Roman" w:cs="Times New Roman"/>
-          <w:sz w:val="28"/>
-          <w:szCs w:val="28"/>
-        </w:rPr>
-        <w:t>Tổ</w:t>
-      </w:r>
-      <w:proofErr w:type="spellEnd"/>
-      <w:r>
-        <w:rPr>
-          <w:rFonts w:ascii="Times New Roman" w:hAnsi="Times New Roman" w:cs="Times New Roman"/>
-          <w:sz w:val="28"/>
-          <w:szCs w:val="28"/>
-        </w:rPr>
-        <w:t xml:space="preserve"> Kinh </w:t>
-      </w:r>
-      <w:proofErr w:type="spellStart"/>
-      <w:r>
-        <w:rPr>
-          <w:rFonts w:ascii="Times New Roman" w:hAnsi="Times New Roman" w:cs="Times New Roman"/>
-          <w:sz w:val="28"/>
-          <w:szCs w:val="28"/>
-        </w:rPr>
-        <w:t>doanh</w:t>
-      </w:r>
-      <w:proofErr w:type="spellEnd"/>
     </w:p>
     <w:p>
       <w:pPr>
@@ -685,504 +485,32 @@
           <w:sz w:val="28"/>
           <w:szCs w:val="28"/>
         </w:rPr>
-        <w:t xml:space="preserve">Căn </w:t>
+        <w:t xml:space="preserve">Căn cứ hiệu lực hợp đồng các khách hàng đã hết hạn, Tổ Kinh doanh lập danh sách đề nghị </w:t>
       </w:r>
-      <w:proofErr w:type="spellStart"/>
       <w:r>
         <w:rPr>
           <w:rFonts w:ascii="Times New Roman" w:hAnsi="Times New Roman" w:cs="Times New Roman"/>
           <w:sz w:val="28"/>
           <w:szCs w:val="28"/>
         </w:rPr>
-        <w:t>cứ</w:t>
+        <w:t xml:space="preserve">tạm </w:t>
       </w:r>
-      <w:proofErr w:type="spellEnd"/>
       <w:r>
         <w:rPr>
           <w:rFonts w:ascii="Times New Roman" w:hAnsi="Times New Roman" w:cs="Times New Roman"/>
           <w:sz w:val="28"/>
           <w:szCs w:val="28"/>
         </w:rPr>
-        <w:t xml:space="preserve"> </w:t>
+        <w:t xml:space="preserve">ngừng cấp điện từ ngày {TuNgay} theo </w:t>
       </w:r>
-      <w:proofErr w:type="spellStart"/>
       <w:r>
         <w:rPr>
           <w:rFonts w:ascii="Times New Roman" w:hAnsi="Times New Roman" w:cs="Times New Roman"/>
           <w:sz w:val="28"/>
           <w:szCs w:val="28"/>
         </w:rPr>
-        <w:t>hiệu</w:t>
+        <w:t>danh sách</w:t>
       </w:r>
-      <w:proofErr w:type="spellEnd"/>
-      <w:r>
-        <w:rPr>
-          <w:rFonts w:ascii="Times New Roman" w:hAnsi="Times New Roman" w:cs="Times New Roman"/>
-          <w:sz w:val="28"/>
-          <w:szCs w:val="28"/>
-        </w:rPr>
-        <w:t xml:space="preserve"> </w:t>
-      </w:r>
-      <w:proofErr w:type="spellStart"/>
-      <w:r>
-        <w:rPr>
-          <w:rFonts w:ascii="Times New Roman" w:hAnsi="Times New Roman" w:cs="Times New Roman"/>
-          <w:sz w:val="28"/>
-          <w:szCs w:val="28"/>
-        </w:rPr>
-        <w:t>lực</w:t>
-      </w:r>
-      <w:proofErr w:type="spellEnd"/>
-      <w:r>
-        <w:rPr>
-          <w:rFonts w:ascii="Times New Roman" w:hAnsi="Times New Roman" w:cs="Times New Roman"/>
-          <w:sz w:val="28"/>
-          <w:szCs w:val="28"/>
-        </w:rPr>
-        <w:t xml:space="preserve"> </w:t>
-      </w:r>
-      <w:proofErr w:type="spellStart"/>
-      <w:r>
-        <w:rPr>
-          <w:rFonts w:ascii="Times New Roman" w:hAnsi="Times New Roman" w:cs="Times New Roman"/>
-          <w:sz w:val="28"/>
-          <w:szCs w:val="28"/>
-        </w:rPr>
-        <w:t>hợp</w:t>
-      </w:r>
-      <w:proofErr w:type="spellEnd"/>
-      <w:r>
-        <w:rPr>
-          <w:rFonts w:ascii="Times New Roman" w:hAnsi="Times New Roman" w:cs="Times New Roman"/>
-          <w:sz w:val="28"/>
-          <w:szCs w:val="28"/>
-        </w:rPr>
-        <w:t xml:space="preserve"> </w:t>
-      </w:r>
-      <w:proofErr w:type="spellStart"/>
-      <w:r>
-        <w:rPr>
-          <w:rFonts w:ascii="Times New Roman" w:hAnsi="Times New Roman" w:cs="Times New Roman"/>
-          <w:sz w:val="28"/>
-          <w:szCs w:val="28"/>
-        </w:rPr>
-        <w:t>đồng</w:t>
-      </w:r>
-      <w:proofErr w:type="spellEnd"/>
-      <w:r>
-        <w:rPr>
-          <w:rFonts w:ascii="Times New Roman" w:hAnsi="Times New Roman" w:cs="Times New Roman"/>
-          <w:sz w:val="28"/>
-          <w:szCs w:val="28"/>
-        </w:rPr>
-        <w:t xml:space="preserve"> </w:t>
-      </w:r>
-      <w:proofErr w:type="spellStart"/>
-      <w:r>
-        <w:rPr>
-          <w:rFonts w:ascii="Times New Roman" w:hAnsi="Times New Roman" w:cs="Times New Roman"/>
-          <w:sz w:val="28"/>
-          <w:szCs w:val="28"/>
-        </w:rPr>
-        <w:t>các</w:t>
-      </w:r>
-      <w:proofErr w:type="spellEnd"/>
-      <w:r>
-        <w:rPr>
-          <w:rFonts w:ascii="Times New Roman" w:hAnsi="Times New Roman" w:cs="Times New Roman"/>
-          <w:sz w:val="28"/>
-          <w:szCs w:val="28"/>
-        </w:rPr>
-        <w:t xml:space="preserve"> </w:t>
-      </w:r>
-      <w:proofErr w:type="spellStart"/>
-      <w:r>
-        <w:rPr>
-          <w:rFonts w:ascii="Times New Roman" w:hAnsi="Times New Roman" w:cs="Times New Roman"/>
-          <w:sz w:val="28"/>
-          <w:szCs w:val="28"/>
-        </w:rPr>
-        <w:t>khách</w:t>
-      </w:r>
-      <w:proofErr w:type="spellEnd"/>
-      <w:r>
-        <w:rPr>
-          <w:rFonts w:ascii="Times New Roman" w:hAnsi="Times New Roman" w:cs="Times New Roman"/>
-          <w:sz w:val="28"/>
-          <w:szCs w:val="28"/>
-        </w:rPr>
-        <w:t xml:space="preserve"> </w:t>
-      </w:r>
-      <w:proofErr w:type="spellStart"/>
-      <w:r>
-        <w:rPr>
-          <w:rFonts w:ascii="Times New Roman" w:hAnsi="Times New Roman" w:cs="Times New Roman"/>
-          <w:sz w:val="28"/>
-          <w:szCs w:val="28"/>
-        </w:rPr>
-        <w:t>hàng</w:t>
-      </w:r>
-      <w:proofErr w:type="spellEnd"/>
-      <w:r>
-        <w:rPr>
-          <w:rFonts w:ascii="Times New Roman" w:hAnsi="Times New Roman" w:cs="Times New Roman"/>
-          <w:sz w:val="28"/>
-          <w:szCs w:val="28"/>
-        </w:rPr>
-        <w:t xml:space="preserve"> </w:t>
-      </w:r>
-      <w:proofErr w:type="spellStart"/>
-      <w:r>
-        <w:rPr>
-          <w:rFonts w:ascii="Times New Roman" w:hAnsi="Times New Roman" w:cs="Times New Roman"/>
-          <w:sz w:val="28"/>
-          <w:szCs w:val="28"/>
-        </w:rPr>
-        <w:t>đã</w:t>
-      </w:r>
-      <w:proofErr w:type="spellEnd"/>
-      <w:r>
-        <w:rPr>
-          <w:rFonts w:ascii="Times New Roman" w:hAnsi="Times New Roman" w:cs="Times New Roman"/>
-          <w:sz w:val="28"/>
-          <w:szCs w:val="28"/>
-        </w:rPr>
-        <w:t xml:space="preserve"> </w:t>
-      </w:r>
-      <w:proofErr w:type="spellStart"/>
-      <w:r>
-        <w:rPr>
-          <w:rFonts w:ascii="Times New Roman" w:hAnsi="Times New Roman" w:cs="Times New Roman"/>
-          <w:sz w:val="28"/>
-          <w:szCs w:val="28"/>
-        </w:rPr>
-        <w:t>hết</w:t>
-      </w:r>
-      <w:proofErr w:type="spellEnd"/>
-      <w:r>
-        <w:rPr>
-          <w:rFonts w:ascii="Times New Roman" w:hAnsi="Times New Roman" w:cs="Times New Roman"/>
-          <w:sz w:val="28"/>
-          <w:szCs w:val="28"/>
-        </w:rPr>
-        <w:t xml:space="preserve"> </w:t>
-      </w:r>
-      <w:proofErr w:type="spellStart"/>
-      <w:r>
-        <w:rPr>
-          <w:rFonts w:ascii="Times New Roman" w:hAnsi="Times New Roman" w:cs="Times New Roman"/>
-          <w:sz w:val="28"/>
-          <w:szCs w:val="28"/>
-        </w:rPr>
-        <w:t>hạn</w:t>
-      </w:r>
-      <w:proofErr w:type="spellEnd"/>
-      <w:r>
-        <w:rPr>
-          <w:rFonts w:ascii="Times New Roman" w:hAnsi="Times New Roman" w:cs="Times New Roman"/>
-          <w:sz w:val="28"/>
-          <w:szCs w:val="28"/>
-        </w:rPr>
-        <w:t xml:space="preserve">, </w:t>
-      </w:r>
-      <w:proofErr w:type="spellStart"/>
-      <w:r>
-        <w:rPr>
-          <w:rFonts w:ascii="Times New Roman" w:hAnsi="Times New Roman" w:cs="Times New Roman"/>
-          <w:sz w:val="28"/>
-          <w:szCs w:val="28"/>
-        </w:rPr>
-        <w:t>Tổ</w:t>
-      </w:r>
-      <w:proofErr w:type="spellEnd"/>
-      <w:r>
-        <w:rPr>
-          <w:rFonts w:ascii="Times New Roman" w:hAnsi="Times New Roman" w:cs="Times New Roman"/>
-          <w:sz w:val="28"/>
-          <w:szCs w:val="28"/>
-        </w:rPr>
-        <w:t xml:space="preserve"> Kinh </w:t>
-      </w:r>
-      <w:proofErr w:type="spellStart"/>
-      <w:r>
-        <w:rPr>
-          <w:rFonts w:ascii="Times New Roman" w:hAnsi="Times New Roman" w:cs="Times New Roman"/>
-          <w:sz w:val="28"/>
-          <w:szCs w:val="28"/>
-        </w:rPr>
-        <w:t>doanh</w:t>
-      </w:r>
-      <w:proofErr w:type="spellEnd"/>
-      <w:r>
-        <w:rPr>
-          <w:rFonts w:ascii="Times New Roman" w:hAnsi="Times New Roman" w:cs="Times New Roman"/>
-          <w:sz w:val="28"/>
-          <w:szCs w:val="28"/>
-        </w:rPr>
-        <w:t xml:space="preserve"> </w:t>
-      </w:r>
-      <w:proofErr w:type="spellStart"/>
-      <w:r>
-        <w:rPr>
-          <w:rFonts w:ascii="Times New Roman" w:hAnsi="Times New Roman" w:cs="Times New Roman"/>
-          <w:sz w:val="28"/>
-          <w:szCs w:val="28"/>
-        </w:rPr>
-        <w:t>lập</w:t>
-      </w:r>
-      <w:proofErr w:type="spellEnd"/>
-      <w:r>
-        <w:rPr>
-          <w:rFonts w:ascii="Times New Roman" w:hAnsi="Times New Roman" w:cs="Times New Roman"/>
-          <w:sz w:val="28"/>
-          <w:szCs w:val="28"/>
-        </w:rPr>
-        <w:t xml:space="preserve"> </w:t>
-      </w:r>
-      <w:proofErr w:type="spellStart"/>
-      <w:r>
-        <w:rPr>
-          <w:rFonts w:ascii="Times New Roman" w:hAnsi="Times New Roman" w:cs="Times New Roman"/>
-          <w:sz w:val="28"/>
-          <w:szCs w:val="28"/>
-        </w:rPr>
-        <w:t>danh</w:t>
-      </w:r>
-      <w:proofErr w:type="spellEnd"/>
-      <w:r>
-        <w:rPr>
-          <w:rFonts w:ascii="Times New Roman" w:hAnsi="Times New Roman" w:cs="Times New Roman"/>
-          <w:sz w:val="28"/>
-          <w:szCs w:val="28"/>
-        </w:rPr>
-        <w:t xml:space="preserve"> </w:t>
-      </w:r>
-      <w:proofErr w:type="spellStart"/>
-      <w:r>
-        <w:rPr>
-          <w:rFonts w:ascii="Times New Roman" w:hAnsi="Times New Roman" w:cs="Times New Roman"/>
-          <w:sz w:val="28"/>
-          <w:szCs w:val="28"/>
-        </w:rPr>
-        <w:t>sách</w:t>
-      </w:r>
-      <w:proofErr w:type="spellEnd"/>
-      <w:r>
-        <w:rPr>
-          <w:rFonts w:ascii="Times New Roman" w:hAnsi="Times New Roman" w:cs="Times New Roman"/>
-          <w:sz w:val="28"/>
-          <w:szCs w:val="28"/>
-        </w:rPr>
-        <w:t xml:space="preserve"> </w:t>
-      </w:r>
-      <w:proofErr w:type="spellStart"/>
-      <w:r>
-        <w:rPr>
-          <w:rFonts w:ascii="Times New Roman" w:hAnsi="Times New Roman" w:cs="Times New Roman"/>
-          <w:sz w:val="28"/>
-          <w:szCs w:val="28"/>
-        </w:rPr>
-        <w:t>đề</w:t>
-      </w:r>
-      <w:proofErr w:type="spellEnd"/>
-      <w:r>
-        <w:rPr>
-          <w:rFonts w:ascii="Times New Roman" w:hAnsi="Times New Roman" w:cs="Times New Roman"/>
-          <w:sz w:val="28"/>
-          <w:szCs w:val="28"/>
-        </w:rPr>
-        <w:t xml:space="preserve"> </w:t>
-      </w:r>
-      <w:proofErr w:type="spellStart"/>
-      <w:r>
-        <w:rPr>
-          <w:rFonts w:ascii="Times New Roman" w:hAnsi="Times New Roman" w:cs="Times New Roman"/>
-          <w:sz w:val="28"/>
-          <w:szCs w:val="28"/>
-        </w:rPr>
-        <w:t>nghị</w:t>
-      </w:r>
-      <w:proofErr w:type="spellEnd"/>
-      <w:r>
-        <w:rPr>
-          <w:rFonts w:ascii="Times New Roman" w:hAnsi="Times New Roman" w:cs="Times New Roman"/>
-          <w:sz w:val="28"/>
-          <w:szCs w:val="28"/>
-        </w:rPr>
-        <w:t xml:space="preserve"> </w:t>
-      </w:r>
-      <w:proofErr w:type="spellStart"/>
-      <w:r>
-        <w:rPr>
-          <w:rFonts w:ascii="Times New Roman" w:hAnsi="Times New Roman" w:cs="Times New Roman"/>
-          <w:sz w:val="28"/>
-          <w:szCs w:val="28"/>
-        </w:rPr>
-        <w:t>tạm</w:t>
-      </w:r>
-      <w:proofErr w:type="spellEnd"/>
-      <w:r>
-        <w:rPr>
-          <w:rFonts w:ascii="Times New Roman" w:hAnsi="Times New Roman" w:cs="Times New Roman"/>
-          <w:sz w:val="28"/>
-          <w:szCs w:val="28"/>
-        </w:rPr>
-        <w:t xml:space="preserve"> </w:t>
-      </w:r>
-      <w:proofErr w:type="spellStart"/>
-      <w:r>
-        <w:rPr>
-          <w:rFonts w:ascii="Times New Roman" w:hAnsi="Times New Roman" w:cs="Times New Roman"/>
-          <w:sz w:val="28"/>
-          <w:szCs w:val="28"/>
-        </w:rPr>
-        <w:t>ngừng</w:t>
-      </w:r>
-      <w:proofErr w:type="spellEnd"/>
-      <w:r>
-        <w:rPr>
-          <w:rFonts w:ascii="Times New Roman" w:hAnsi="Times New Roman" w:cs="Times New Roman"/>
-          <w:sz w:val="28"/>
-          <w:szCs w:val="28"/>
-        </w:rPr>
-        <w:t xml:space="preserve"> c</w:t>
-      </w:r>
-      <w:proofErr w:type="spellStart"/>
-      <w:r>
-        <w:rPr>
-          <w:rFonts w:ascii="Times New Roman" w:hAnsi="Times New Roman" w:cs="Times New Roman"/>
-          <w:sz w:val="28"/>
-          <w:szCs w:val="28"/>
-        </w:rPr>
-        <w:t>ấp</w:t>
-      </w:r>
-      <w:proofErr w:type="spellEnd"/>
-      <w:r>
-        <w:rPr>
-          <w:rFonts w:ascii="Times New Roman" w:hAnsi="Times New Roman" w:cs="Times New Roman"/>
-          <w:sz w:val="28"/>
-          <w:szCs w:val="28"/>
-        </w:rPr>
-        <w:t xml:space="preserve"> </w:t>
-      </w:r>
-      <w:proofErr w:type="spellStart"/>
-      <w:r>
-        <w:rPr>
-          <w:rFonts w:ascii="Times New Roman" w:hAnsi="Times New Roman" w:cs="Times New Roman"/>
-          <w:sz w:val="28"/>
-          <w:szCs w:val="28"/>
-        </w:rPr>
-        <w:t>điện</w:t>
-      </w:r>
-      <w:proofErr w:type="spellEnd"/>
-      <w:r>
-        <w:rPr>
-          <w:rFonts w:ascii="Times New Roman" w:hAnsi="Times New Roman" w:cs="Times New Roman"/>
-          <w:sz w:val="28"/>
-          <w:szCs w:val="28"/>
-        </w:rPr>
-        <w:t xml:space="preserve"> </w:t>
-      </w:r>
-      <w:proofErr w:type="spellStart"/>
-      <w:r>
-        <w:rPr>
-          <w:rFonts w:ascii="Times New Roman" w:hAnsi="Times New Roman" w:cs="Times New Roman"/>
-          <w:sz w:val="28"/>
-          <w:szCs w:val="28"/>
-        </w:rPr>
-        <w:t>từ</w:t>
-      </w:r>
-      <w:proofErr w:type="spellEnd"/>
-      <w:r>
-        <w:rPr>
-          <w:rFonts w:ascii="Times New Roman" w:hAnsi="Times New Roman" w:cs="Times New Roman"/>
-          <w:sz w:val="28"/>
-          <w:szCs w:val="28"/>
-        </w:rPr>
-        <w:t xml:space="preserve"> </w:t>
-      </w:r>
-      <w:proofErr w:type="spellStart"/>
-      <w:r>
-        <w:rPr>
-          <w:rFonts w:ascii="Times New Roman" w:hAnsi="Times New Roman" w:cs="Times New Roman"/>
-          <w:sz w:val="28"/>
-          <w:szCs w:val="28"/>
-        </w:rPr>
-        <w:t>ngày</w:t>
-      </w:r>
-      <w:proofErr w:type="spellEnd"/>
-      <w:r>
-        <w:rPr>
-          <w:rFonts w:ascii="Times New Roman" w:hAnsi="Times New Roman" w:cs="Times New Roman"/>
-          <w:sz w:val="28"/>
-          <w:szCs w:val="28"/>
-        </w:rPr>
-        <w:t xml:space="preserve"> {</w:t>
-      </w:r>
-      <w:proofErr w:type="spellStart"/>
-      <w:r>
-        <w:rPr>
-          <w:rFonts w:ascii="Times New Roman" w:hAnsi="Times New Roman" w:cs="Times New Roman"/>
-          <w:sz w:val="28"/>
-          <w:szCs w:val="28"/>
-        </w:rPr>
-        <w:t>TuNgay</w:t>
-      </w:r>
-      <w:proofErr w:type="spellEnd"/>
-      <w:r>
-        <w:rPr>
-          <w:rFonts w:ascii="Times New Roman" w:hAnsi="Times New Roman" w:cs="Times New Roman"/>
-          <w:sz w:val="28"/>
-          <w:szCs w:val="28"/>
-        </w:rPr>
-        <w:t xml:space="preserve">} </w:t>
-      </w:r>
-      <w:proofErr w:type="spellStart"/>
-      <w:r>
-        <w:rPr>
-          <w:rFonts w:ascii="Times New Roman" w:hAnsi="Times New Roman" w:cs="Times New Roman"/>
-          <w:sz w:val="28"/>
-          <w:szCs w:val="28"/>
-        </w:rPr>
-        <w:t>theo</w:t>
-      </w:r>
-      <w:proofErr w:type="spellEnd"/>
-      <w:r>
-        <w:rPr>
-          <w:rFonts w:ascii="Times New Roman" w:hAnsi="Times New Roman" w:cs="Times New Roman"/>
-          <w:sz w:val="28"/>
-          <w:szCs w:val="28"/>
-        </w:rPr>
-        <w:t xml:space="preserve"> </w:t>
-      </w:r>
-      <w:proofErr w:type="spellStart"/>
-      <w:r>
-        <w:rPr>
-          <w:rFonts w:ascii="Times New Roman" w:hAnsi="Times New Roman" w:cs="Times New Roman"/>
-          <w:sz w:val="28"/>
-          <w:szCs w:val="28"/>
-        </w:rPr>
-        <w:t>danh</w:t>
-      </w:r>
-      <w:proofErr w:type="spellEnd"/>
-      <w:r>
-        <w:rPr>
-          <w:rFonts w:ascii="Times New Roman" w:hAnsi="Times New Roman" w:cs="Times New Roman"/>
-          <w:sz w:val="28"/>
-          <w:szCs w:val="28"/>
-        </w:rPr>
-        <w:t xml:space="preserve"> </w:t>
-      </w:r>
-      <w:proofErr w:type="spellStart"/>
-      <w:r>
-        <w:rPr>
-          <w:rFonts w:ascii="Times New Roman" w:hAnsi="Times New Roman" w:cs="Times New Roman"/>
-          <w:sz w:val="28"/>
-          <w:szCs w:val="28"/>
-        </w:rPr>
-        <w:t>sách</w:t>
-      </w:r>
-      <w:proofErr w:type="spellEnd"/>
       <w:r>
         <w:rPr>
           <w:rFonts w:ascii="Times New Roman" w:hAnsi="Times New Roman" w:cs="Times New Roman"/>
@@ -1261,7 +589,6 @@
                 <w:b/>
               </w:rPr>
             </w:pPr>
-            <w:proofErr w:type="spellStart"/>
             <w:r>
               <w:rPr>
                 <w:rFonts w:ascii="Times New Roman" w:hAnsi="Times New Roman" w:cs="Times New Roman"/>
@@ -1269,7 +596,6 @@
               </w:rPr>
               <w:t>Stt</w:t>
             </w:r>
-            <w:proofErr w:type="spellEnd"/>
           </w:p>
         </w:tc>
         <w:tc>
@@ -1285,47 +611,13 @@
                 <w:b/>
               </w:rPr>
             </w:pPr>
-            <w:proofErr w:type="spellStart"/>
-            <w:r>
-              <w:rPr>
-                <w:rFonts w:ascii="Times New Roman" w:hAnsi="Times New Roman" w:cs="Times New Roman"/>
-                <w:b/>
-              </w:rPr>
-              <w:t>Mã</w:t>
-            </w:r>
-            <w:proofErr w:type="spellEnd"/>
-            <w:r>
-              <w:rPr>
-                <w:rFonts w:ascii="Times New Roman" w:hAnsi="Times New Roman" w:cs="Times New Roman"/>
-                <w:b/>
-              </w:rPr>
-              <w:t xml:space="preserve"> </w:t>
-            </w:r>
-            <w:proofErr w:type="spellStart"/>
-            <w:r>
-              <w:rPr>
-                <w:rFonts w:ascii="Times New Roman" w:hAnsi="Times New Roman" w:cs="Times New Roman"/>
-                <w:b/>
-              </w:rPr>
-              <w:t>khách</w:t>
-            </w:r>
-            <w:proofErr w:type="spellEnd"/>
-            <w:r>
-              <w:rPr>
-                <w:rFonts w:ascii="Times New Roman" w:hAnsi="Times New Roman" w:cs="Times New Roman"/>
-                <w:b/>
-              </w:rPr>
-              <w:t xml:space="preserve"> </w:t>
-            </w:r>
-            <w:proofErr w:type="spellStart"/>
-            <w:r>
-              <w:rPr>
-                <w:rFonts w:ascii="Times New Roman" w:hAnsi="Times New Roman" w:cs="Times New Roman"/>
-                <w:b/>
-              </w:rPr>
-              <w:t>hàng</w:t>
-            </w:r>
-            <w:proofErr w:type="spellEnd"/>
+            <w:r>
+              <w:rPr>
+                <w:rFonts w:ascii="Times New Roman" w:hAnsi="Times New Roman" w:cs="Times New Roman"/>
+                <w:b/>
+              </w:rPr>
+              <w:t>Mã khách hàng</w:t>
+            </w:r>
           </w:p>
         </w:tc>
         <w:tc>
@@ -1349,17 +641,8 @@
                 <w:rFonts w:ascii="Times New Roman" w:hAnsi="Times New Roman" w:cs="Times New Roman"/>
                 <w:b/>
               </w:rPr>
-              <w:t xml:space="preserve">Danh </w:t>
-            </w:r>
-            <w:proofErr w:type="spellStart"/>
-            <w:r>
-              <w:rPr>
-                <w:rFonts w:ascii="Times New Roman" w:hAnsi="Times New Roman" w:cs="Times New Roman"/>
-                <w:b/>
-              </w:rPr>
-              <w:t>số</w:t>
-            </w:r>
-            <w:proofErr w:type="spellEnd"/>
+              <w:t>Danh số</w:t>
+            </w:r>
           </w:p>
         </w:tc>
         <w:tc>
@@ -1375,47 +658,13 @@
                 <w:b/>
               </w:rPr>
             </w:pPr>
-            <w:proofErr w:type="spellStart"/>
-            <w:r>
-              <w:rPr>
-                <w:rFonts w:ascii="Times New Roman" w:hAnsi="Times New Roman" w:cs="Times New Roman"/>
-                <w:b/>
-              </w:rPr>
-              <w:t>Tên</w:t>
-            </w:r>
-            <w:proofErr w:type="spellEnd"/>
-            <w:r>
-              <w:rPr>
-                <w:rFonts w:ascii="Times New Roman" w:hAnsi="Times New Roman" w:cs="Times New Roman"/>
-                <w:b/>
-              </w:rPr>
-              <w:t xml:space="preserve"> </w:t>
-            </w:r>
-            <w:proofErr w:type="spellStart"/>
-            <w:r>
-              <w:rPr>
-                <w:rFonts w:ascii="Times New Roman" w:hAnsi="Times New Roman" w:cs="Times New Roman"/>
-                <w:b/>
-              </w:rPr>
-              <w:t>khách</w:t>
-            </w:r>
-            <w:proofErr w:type="spellEnd"/>
-            <w:r>
-              <w:rPr>
-                <w:rFonts w:ascii="Times New Roman" w:hAnsi="Times New Roman" w:cs="Times New Roman"/>
-                <w:b/>
-              </w:rPr>
-              <w:t xml:space="preserve"> </w:t>
-            </w:r>
-            <w:proofErr w:type="spellStart"/>
-            <w:r>
-              <w:rPr>
-                <w:rFonts w:ascii="Times New Roman" w:hAnsi="Times New Roman" w:cs="Times New Roman"/>
-                <w:b/>
-              </w:rPr>
-              <w:t>hàng</w:t>
-            </w:r>
-            <w:proofErr w:type="spellEnd"/>
+            <w:r>
+              <w:rPr>
+                <w:rFonts w:ascii="Times New Roman" w:hAnsi="Times New Roman" w:cs="Times New Roman"/>
+                <w:b/>
+              </w:rPr>
+              <w:t>Tên khách hàng</w:t>
+            </w:r>
           </w:p>
         </w:tc>
         <w:tc>
@@ -1431,31 +680,13 @@
                 <w:b/>
               </w:rPr>
             </w:pPr>
-            <w:proofErr w:type="spellStart"/>
-            <w:r>
-              <w:rPr>
-                <w:rFonts w:ascii="Times New Roman" w:hAnsi="Times New Roman" w:cs="Times New Roman"/>
-                <w:b/>
-              </w:rPr>
-              <w:t>Điện</w:t>
-            </w:r>
-            <w:proofErr w:type="spellEnd"/>
-            <w:r>
-              <w:rPr>
-                <w:rFonts w:ascii="Times New Roman" w:hAnsi="Times New Roman" w:cs="Times New Roman"/>
-                <w:b/>
-              </w:rPr>
-              <w:t xml:space="preserve"> </w:t>
-            </w:r>
-            <w:proofErr w:type="spellStart"/>
-            <w:r>
-              <w:rPr>
-                <w:rFonts w:ascii="Times New Roman" w:hAnsi="Times New Roman" w:cs="Times New Roman"/>
-                <w:b/>
-              </w:rPr>
-              <w:t>thoại</w:t>
-            </w:r>
-            <w:proofErr w:type="spellEnd"/>
+            <w:r>
+              <w:rPr>
+                <w:rFonts w:ascii="Times New Roman" w:hAnsi="Times New Roman" w:cs="Times New Roman"/>
+                <w:b/>
+              </w:rPr>
+              <w:t>Điện thoại</w:t>
+            </w:r>
           </w:p>
         </w:tc>
         <w:tc>
@@ -1471,79 +702,20 @@
                 <w:b/>
               </w:rPr>
             </w:pPr>
-            <w:proofErr w:type="spellStart"/>
-            <w:r>
-              <w:rPr>
-                <w:rFonts w:ascii="Times New Roman" w:hAnsi="Times New Roman" w:cs="Times New Roman"/>
-                <w:b/>
-              </w:rPr>
-              <w:t>Địa</w:t>
-            </w:r>
-            <w:proofErr w:type="spellEnd"/>
-            <w:r>
-              <w:rPr>
-                <w:rFonts w:ascii="Times New Roman" w:hAnsi="Times New Roman" w:cs="Times New Roman"/>
-                <w:b/>
-              </w:rPr>
-              <w:t xml:space="preserve"> </w:t>
-            </w:r>
-            <w:proofErr w:type="spellStart"/>
-            <w:r>
-              <w:rPr>
-                <w:rFonts w:ascii="Times New Roman" w:hAnsi="Times New Roman" w:cs="Times New Roman"/>
-                <w:b/>
-              </w:rPr>
-              <w:t>chỉ</w:t>
-            </w:r>
-            <w:proofErr w:type="spellEnd"/>
-            <w:r>
-              <w:rPr>
-                <w:rFonts w:ascii="Times New Roman" w:hAnsi="Times New Roman" w:cs="Times New Roman"/>
-                <w:b/>
-              </w:rPr>
-              <w:t xml:space="preserve"> </w:t>
-            </w:r>
-            <w:proofErr w:type="spellStart"/>
-            <w:r>
-              <w:rPr>
-                <w:rFonts w:ascii="Times New Roman" w:hAnsi="Times New Roman" w:cs="Times New Roman"/>
-                <w:b/>
-              </w:rPr>
-              <w:t>sử</w:t>
-            </w:r>
-            <w:proofErr w:type="spellEnd"/>
-            <w:r>
-              <w:rPr>
-                <w:rFonts w:ascii="Times New Roman" w:hAnsi="Times New Roman" w:cs="Times New Roman"/>
-                <w:b/>
-              </w:rPr>
-              <w:t xml:space="preserve"> </w:t>
-            </w:r>
-            <w:proofErr w:type="spellStart"/>
-            <w:r>
-              <w:rPr>
-                <w:rFonts w:ascii="Times New Roman" w:hAnsi="Times New Roman" w:cs="Times New Roman"/>
-                <w:b/>
-              </w:rPr>
-              <w:t>dụng</w:t>
-            </w:r>
-            <w:proofErr w:type="spellEnd"/>
-            <w:r>
-              <w:rPr>
-                <w:rFonts w:ascii="Times New Roman" w:hAnsi="Times New Roman" w:cs="Times New Roman"/>
-                <w:b/>
-              </w:rPr>
-              <w:t xml:space="preserve"> </w:t>
-            </w:r>
-            <w:proofErr w:type="spellStart"/>
-            <w:r>
-              <w:rPr>
-                <w:rFonts w:ascii="Times New Roman" w:hAnsi="Times New Roman" w:cs="Times New Roman"/>
-                <w:b/>
-              </w:rPr>
-              <w:t>điện</w:t>
-            </w:r>
-            <w:proofErr w:type="spellEnd"/>
+            <w:r>
+              <w:rPr>
+                <w:rFonts w:ascii="Times New Roman" w:hAnsi="Times New Roman" w:cs="Times New Roman"/>
+                <w:b/>
+              </w:rPr>
+              <w:t>Địa chỉ</w:t>
+            </w:r>
+            <w:r>
+              <w:rPr>
+                <w:rFonts w:ascii="Times New Roman" w:hAnsi="Times New Roman" w:cs="Times New Roman"/>
+                <w:b/>
+              </w:rPr>
+              <w:t xml:space="preserve"> sử dụng điện</w:t>
+            </w:r>
           </w:p>
         </w:tc>
         <w:tc>
@@ -1559,31 +731,13 @@
                 <w:b/>
               </w:rPr>
             </w:pPr>
-            <w:proofErr w:type="spellStart"/>
-            <w:r>
-              <w:rPr>
-                <w:rFonts w:ascii="Times New Roman" w:hAnsi="Times New Roman" w:cs="Times New Roman"/>
-                <w:b/>
-              </w:rPr>
-              <w:t>Ghi</w:t>
-            </w:r>
-            <w:proofErr w:type="spellEnd"/>
-            <w:r>
-              <w:rPr>
-                <w:rFonts w:ascii="Times New Roman" w:hAnsi="Times New Roman" w:cs="Times New Roman"/>
-                <w:b/>
-              </w:rPr>
-              <w:t xml:space="preserve"> </w:t>
-            </w:r>
-            <w:proofErr w:type="spellStart"/>
-            <w:r>
-              <w:rPr>
-                <w:rFonts w:ascii="Times New Roman" w:hAnsi="Times New Roman" w:cs="Times New Roman"/>
-                <w:b/>
-              </w:rPr>
-              <w:t>chú</w:t>
-            </w:r>
-            <w:proofErr w:type="spellEnd"/>
+            <w:r>
+              <w:rPr>
+                <w:rFonts w:ascii="Times New Roman" w:hAnsi="Times New Roman" w:cs="Times New Roman"/>
+                <w:b/>
+              </w:rPr>
+              <w:t>Ghi chú</w:t>
+            </w:r>
           </w:p>
         </w:tc>
       </w:tr>
@@ -1625,27 +779,13 @@
               <w:rPr>
                 <w:rFonts w:ascii="Times New Roman" w:hAnsi="Times New Roman" w:cs="Times New Roman"/>
               </w:rPr>
-              <w:t>{#</w:t>
-            </w:r>
-            <w:proofErr w:type="gramStart"/>
-            <w:r>
-              <w:rPr>
-                <w:rFonts w:ascii="Times New Roman" w:hAnsi="Times New Roman" w:cs="Times New Roman"/>
-              </w:rPr>
-              <w:t>tb}</w:t>
-            </w:r>
-            <w:r>
-              <w:rPr>
-                <w:rFonts w:ascii="Times New Roman" w:hAnsi="Times New Roman" w:cs="Times New Roman"/>
-              </w:rPr>
-              <w:t>{</w:t>
-            </w:r>
-            <w:proofErr w:type="gramEnd"/>
-            <w:r>
-              <w:rPr>
-                <w:rFonts w:ascii="Times New Roman" w:hAnsi="Times New Roman" w:cs="Times New Roman"/>
-              </w:rPr>
-              <w:t>MA_KHANG}</w:t>
+              <w:t>{#tb}</w:t>
+            </w:r>
+            <w:r>
+              <w:rPr>
+                <w:rFonts w:ascii="Times New Roman" w:hAnsi="Times New Roman" w:cs="Times New Roman"/>
+              </w:rPr>
+              <w:t>{MA_KHANG}</w:t>
             </w:r>
           </w:p>
         </w:tc>
@@ -1664,21 +804,7 @@
               <w:rPr>
                 <w:rFonts w:ascii="Times New Roman" w:hAnsi="Times New Roman" w:cs="Times New Roman"/>
               </w:rPr>
-              <w:t>{MA_</w:t>
-            </w:r>
-            <w:proofErr w:type="gramStart"/>
-            <w:r>
-              <w:rPr>
-                <w:rFonts w:ascii="Times New Roman" w:hAnsi="Times New Roman" w:cs="Times New Roman"/>
-              </w:rPr>
-              <w:t>KVUC}-{</w:t>
-            </w:r>
-            <w:proofErr w:type="gramEnd"/>
-            <w:r>
-              <w:rPr>
-                <w:rFonts w:ascii="Times New Roman" w:hAnsi="Times New Roman" w:cs="Times New Roman"/>
-              </w:rPr>
-              <w:t>STT}</w:t>
+              <w:t>{MA_KVUC}-{STT}</w:t>
             </w:r>
           </w:p>
         </w:tc>
@@ -1795,7 +921,6 @@
                 <w:iCs/>
               </w:rPr>
             </w:pPr>
-            <w:proofErr w:type="spellStart"/>
             <w:r>
               <w:rPr>
                 <w:rFonts w:ascii="Times New Roman" w:hAnsi="Times New Roman" w:cs="Times New Roman"/>
@@ -1803,37 +928,7 @@
                 <w:i/>
                 <w:iCs/>
               </w:rPr>
-              <w:t>Nơi</w:t>
-            </w:r>
-            <w:proofErr w:type="spellEnd"/>
-            <w:r>
-              <w:rPr>
-                <w:rFonts w:ascii="Times New Roman" w:hAnsi="Times New Roman" w:cs="Times New Roman"/>
-                <w:b/>
-                <w:i/>
-                <w:iCs/>
-              </w:rPr>
-              <w:t xml:space="preserve"> </w:t>
-            </w:r>
-            <w:proofErr w:type="spellStart"/>
-            <w:r>
-              <w:rPr>
-                <w:rFonts w:ascii="Times New Roman" w:hAnsi="Times New Roman" w:cs="Times New Roman"/>
-                <w:b/>
-                <w:i/>
-                <w:iCs/>
-              </w:rPr>
-              <w:t>nhận</w:t>
-            </w:r>
-            <w:proofErr w:type="spellEnd"/>
-            <w:r>
-              <w:rPr>
-                <w:rFonts w:ascii="Times New Roman" w:hAnsi="Times New Roman" w:cs="Times New Roman"/>
-                <w:b/>
-                <w:i/>
-                <w:iCs/>
-              </w:rPr>
-              <w:t>:</w:t>
+              <w:t>Nơi nhận:</w:t>
             </w:r>
           </w:p>
           <w:p>
@@ -1854,7 +949,6 @@
               </w:rPr>
               <w:t xml:space="preserve">- </w:t>
             </w:r>
-            <w:proofErr w:type="spellStart"/>
             <w:r>
               <w:rPr>
                 <w:rFonts w:ascii="Times New Roman" w:hAnsi="Times New Roman" w:cs="Times New Roman"/>
@@ -1871,9 +965,8 @@
                 <w:sz w:val="22"/>
                 <w:szCs w:val="22"/>
               </w:rPr>
-              <w:t>ộ</w:t>
-            </w:r>
-            <w:proofErr w:type="spellEnd"/>
+              <w:t xml:space="preserve">ộ phận </w:t>
+            </w:r>
             <w:r>
               <w:rPr>
                 <w:rFonts w:ascii="Times New Roman" w:hAnsi="Times New Roman" w:cs="Times New Roman"/>
@@ -1881,9 +974,8 @@
                 <w:sz w:val="22"/>
                 <w:szCs w:val="22"/>
               </w:rPr>
-              <w:t xml:space="preserve"> </w:t>
-            </w:r>
-            <w:proofErr w:type="spellStart"/>
+              <w:t xml:space="preserve">Kiểm tra, </w:t>
+            </w:r>
             <w:r>
               <w:rPr>
                 <w:rFonts w:ascii="Times New Roman" w:hAnsi="Times New Roman" w:cs="Times New Roman"/>
@@ -1891,9 +983,8 @@
                 <w:sz w:val="22"/>
                 <w:szCs w:val="22"/>
               </w:rPr>
-              <w:t>phận</w:t>
-            </w:r>
-            <w:proofErr w:type="spellEnd"/>
+              <w:t>T</w:t>
+            </w:r>
             <w:r>
               <w:rPr>
                 <w:rFonts w:ascii="Times New Roman" w:hAnsi="Times New Roman" w:cs="Times New Roman"/>
@@ -1901,9 +992,8 @@
                 <w:sz w:val="22"/>
                 <w:szCs w:val="22"/>
               </w:rPr>
-              <w:t xml:space="preserve"> </w:t>
-            </w:r>
-            <w:proofErr w:type="spellStart"/>
+              <w:t>reo tháo</w:t>
+            </w:r>
             <w:r>
               <w:rPr>
                 <w:rFonts w:ascii="Times New Roman" w:hAnsi="Times New Roman" w:cs="Times New Roman"/>
@@ -1911,78 +1001,8 @@
                 <w:sz w:val="22"/>
                 <w:szCs w:val="22"/>
               </w:rPr>
-              <w:t>Kiểm</w:t>
-            </w:r>
-            <w:proofErr w:type="spellEnd"/>
-            <w:r>
-              <w:rPr>
-                <w:rFonts w:ascii="Times New Roman" w:hAnsi="Times New Roman" w:cs="Times New Roman"/>
-                <w:bCs/>
-                <w:sz w:val="22"/>
-                <w:szCs w:val="22"/>
-              </w:rPr>
-              <w:t xml:space="preserve"> </w:t>
-            </w:r>
-            <w:proofErr w:type="spellStart"/>
-            <w:r>
-              <w:rPr>
-                <w:rFonts w:ascii="Times New Roman" w:hAnsi="Times New Roman" w:cs="Times New Roman"/>
-                <w:bCs/>
-                <w:sz w:val="22"/>
-                <w:szCs w:val="22"/>
-              </w:rPr>
-              <w:t>tra</w:t>
-            </w:r>
-            <w:proofErr w:type="spellEnd"/>
-            <w:r>
-              <w:rPr>
-                <w:rFonts w:ascii="Times New Roman" w:hAnsi="Times New Roman" w:cs="Times New Roman"/>
-                <w:bCs/>
-                <w:sz w:val="22"/>
-                <w:szCs w:val="22"/>
-              </w:rPr>
-              <w:t xml:space="preserve">, </w:t>
-            </w:r>
-            <w:r>
-              <w:rPr>
-                <w:rFonts w:ascii="Times New Roman" w:hAnsi="Times New Roman" w:cs="Times New Roman"/>
-                <w:bCs/>
-                <w:sz w:val="22"/>
-                <w:szCs w:val="22"/>
-              </w:rPr>
-              <w:t>T</w:t>
-            </w:r>
-            <w:r>
-              <w:rPr>
-                <w:rFonts w:ascii="Times New Roman" w:hAnsi="Times New Roman" w:cs="Times New Roman"/>
-                <w:bCs/>
-                <w:sz w:val="22"/>
-                <w:szCs w:val="22"/>
-              </w:rPr>
-              <w:t xml:space="preserve">reo </w:t>
-            </w:r>
-            <w:proofErr w:type="spellStart"/>
-            <w:proofErr w:type="gramStart"/>
-            <w:r>
-              <w:rPr>
-                <w:rFonts w:ascii="Times New Roman" w:hAnsi="Times New Roman" w:cs="Times New Roman"/>
-                <w:bCs/>
-                <w:sz w:val="22"/>
-                <w:szCs w:val="22"/>
-              </w:rPr>
-              <w:t>tháo</w:t>
-            </w:r>
-            <w:proofErr w:type="spellEnd"/>
-            <w:r>
-              <w:rPr>
-                <w:rFonts w:ascii="Times New Roman" w:hAnsi="Times New Roman" w:cs="Times New Roman"/>
-                <w:bCs/>
-                <w:sz w:val="22"/>
-                <w:szCs w:val="22"/>
-              </w:rPr>
               <w:t>;</w:t>
             </w:r>
-            <w:proofErr w:type="gramEnd"/>
           </w:p>
           <w:p>
             <w:pPr>
